--- a/2303A52141-Assignment-13.4.docx
+++ b/2303A52141-Assignment-13.4.docx
@@ -63,21 +63,7 @@
           <w:b/>
           <w:bCs/>
         </w:rPr>
-        <w:t>Task 1: Refactoring Data Transformation</w:t>
-      </w:r>
-      <w:r>
-        <w:rPr>
-          <w:b/>
-          <w:bCs/>
-        </w:rPr>
-        <w:t xml:space="preserve"> </w:t>
-      </w:r>
-      <w:r>
-        <w:rPr>
-          <w:b/>
-          <w:bCs/>
-        </w:rPr>
-        <w:t>Logic</w:t>
+        <w:t>Task 1: Refactoring Data Transformation Logic</w:t>
       </w:r>
     </w:p>
     <w:p>
@@ -2752,6 +2738,7 @@
         <w:rPr>
           <w:b/>
           <w:bCs/>
+          <w:noProof/>
         </w:rPr>
         <w:drawing>
           <wp:inline distT="0" distB="0" distL="0" distR="0" wp14:anchorId="3726EE03" wp14:editId="23821D77">
@@ -2855,6 +2842,11 @@
       </w:r>
     </w:p>
     <w:p>
+      <w:r>
+        <w:t>Refactor the legacy Python code to use safer dictionary access methods and make it more concise.</w:t>
+      </w:r>
+    </w:p>
+    <w:p>
       <w:pPr>
         <w:rPr>
           <w:b/>
@@ -3715,6 +3707,7 @@
         <w:rPr>
           <w:b/>
           <w:bCs/>
+          <w:noProof/>
         </w:rPr>
         <w:drawing>
           <wp:inline distT="0" distB="0" distL="0" distR="0" wp14:anchorId="006B4EF8" wp14:editId="1D4FFECF">
@@ -6628,6 +6621,7 @@
         <w:rPr>
           <w:b/>
           <w:bCs/>
+          <w:noProof/>
         </w:rPr>
         <w:drawing>
           <wp:inline distT="0" distB="0" distL="0" distR="0" wp14:anchorId="7440B529" wp14:editId="78C04A22">
@@ -7791,6 +7785,7 @@
         <w:rPr>
           <w:b/>
           <w:bCs/>
+          <w:noProof/>
         </w:rPr>
         <w:drawing>
           <wp:inline distT="0" distB="0" distL="0" distR="0" wp14:anchorId="1FF31D05" wp14:editId="7282A743">
